--- a/Science Books/QED Course/Lesson 38 Local U 1 Gauge Symmetry.docx
+++ b/Science Books/QED Course/Lesson 38 Local U 1 Gauge Symmetry.docx
@@ -585,9 +585,136 @@
       </w:pPr>
       <m:oMathPara>
         <m:oMath>
+          <m:sSub>
+            <m:e>
+              <m:r>
+                <m:t xml:space="preserve">∂</m:t>
+              </m:r>
+            </m:e>
+            <m:sub>
+              <m:r>
+                <m:t xml:space="preserve">μ</m:t>
+              </m:r>
+            </m:sub>
+          </m:sSub>
           <m:r>
-            <m:t xml:space="preserve">∂_μ ( e^(−iqα(x)) φ ) = e^(−iqα(x)) [ ∂_μφ − iq(∂_μα)φ ]</m:t>
+            <m:t xml:space="preserve"> </m:t>
           </m:r>
+          <m:d>
+            <m:dPr/>
+            <m:e>
+              <m:sSup>
+                <m:e>
+                  <m:r>
+                    <m:t xml:space="preserve">e</m:t>
+                  </m:r>
+                </m:e>
+                <m:sup>
+                  <m:r>
+                    <m:t xml:space="preserve">−</m:t>
+                  </m:r>
+                  <m:r>
+                    <m:t xml:space="preserve">iqα</m:t>
+                  </m:r>
+                  <m:d>
+                    <m:dPr/>
+                    <m:e>
+                      <m:r>
+                        <m:t xml:space="preserve">x</m:t>
+                      </m:r>
+                    </m:e>
+                  </m:d>
+                </m:sup>
+              </m:sSup>
+              <m:r>
+                <m:t xml:space="preserve"> </m:t>
+              </m:r>
+              <m:r>
+                <m:t xml:space="preserve">φ</m:t>
+              </m:r>
+            </m:e>
+          </m:d>
+          <m:r>
+            <m:t xml:space="preserve">=</m:t>
+          </m:r>
+          <m:sSup>
+            <m:e>
+              <m:r>
+                <m:t xml:space="preserve">e</m:t>
+              </m:r>
+            </m:e>
+            <m:sup>
+              <m:r>
+                <m:t xml:space="preserve">−</m:t>
+              </m:r>
+              <m:r>
+                <m:t xml:space="preserve">iqα</m:t>
+              </m:r>
+              <m:d>
+                <m:dPr/>
+                <m:e>
+                  <m:r>
+                    <m:t xml:space="preserve">x</m:t>
+                  </m:r>
+                </m:e>
+              </m:d>
+            </m:sup>
+          </m:sSup>
+          <m:r>
+            <m:t xml:space="preserve"> </m:t>
+          </m:r>
+          <m:d>
+            <m:dPr>
+              <m:begChr m:val="["/>
+              <m:endChr m:val="]"/>
+            </m:dPr>
+            <m:e>
+              <m:sSub>
+                <m:e>
+                  <m:r>
+                    <m:t xml:space="preserve">∂</m:t>
+                  </m:r>
+                </m:e>
+                <m:sub>
+                  <m:r>
+                    <m:t xml:space="preserve">μ</m:t>
+                  </m:r>
+                </m:sub>
+              </m:sSub>
+              <m:r>
+                <m:t xml:space="preserve">φ</m:t>
+              </m:r>
+              <m:r>
+                <m:t xml:space="preserve">−</m:t>
+              </m:r>
+              <m:r>
+                <m:t xml:space="preserve">iq</m:t>
+              </m:r>
+              <m:d>
+                <m:dPr/>
+                <m:e>
+                  <m:sSub>
+                    <m:e>
+                      <m:r>
+                        <m:t xml:space="preserve">∂</m:t>
+                      </m:r>
+                    </m:e>
+                    <m:sub>
+                      <m:r>
+                        <m:t xml:space="preserve">μ</m:t>
+                      </m:r>
+                    </m:sub>
+                  </m:sSub>
+                  <m:r>
+                    <m:t xml:space="preserve">α</m:t>
+                  </m:r>
+                </m:e>
+              </m:d>
+              <m:r>
+                <m:t xml:space="preserve">φ</m:t>
+              </m:r>
+            </m:e>
+          </m:d>
         </m:oMath>
       </m:oMathPara>
     </w:p>
@@ -616,9 +743,112 @@
       </w:pPr>
       <m:oMathPara>
         <m:oMath>
+          <m:sSub>
+            <m:e>
+              <m:r>
+                <m:t xml:space="preserve">D</m:t>
+              </m:r>
+            </m:e>
+            <m:sub>
+              <m:r>
+                <m:t xml:space="preserve">μ</m:t>
+              </m:r>
+            </m:sub>
+          </m:sSub>
           <m:r>
-            <m:t xml:space="preserve">D_μ φ → e^(−iqα(x)) D_μφ    (the property demanded of D_μ)</m:t>
+            <m:t xml:space="preserve"> </m:t>
           </m:r>
+          <m:r>
+            <m:t xml:space="preserve">φ</m:t>
+          </m:r>
+          <m:r>
+            <m:t xml:space="preserve">→</m:t>
+          </m:r>
+          <m:sSup>
+            <m:e>
+              <m:r>
+                <m:t xml:space="preserve">e</m:t>
+              </m:r>
+            </m:e>
+            <m:sup>
+              <m:r>
+                <m:t xml:space="preserve">−</m:t>
+              </m:r>
+              <m:r>
+                <m:t xml:space="preserve">iqα</m:t>
+              </m:r>
+              <m:d>
+                <m:dPr/>
+                <m:e>
+                  <m:r>
+                    <m:t xml:space="preserve">x</m:t>
+                  </m:r>
+                </m:e>
+              </m:d>
+            </m:sup>
+          </m:sSup>
+          <m:r>
+            <m:t xml:space="preserve"> </m:t>
+          </m:r>
+          <m:sSub>
+            <m:e>
+              <m:r>
+                <m:t xml:space="preserve">D</m:t>
+              </m:r>
+            </m:e>
+            <m:sub>
+              <m:r>
+                <m:t xml:space="preserve">μ</m:t>
+              </m:r>
+            </m:sub>
+          </m:sSub>
+          <m:r>
+            <m:t xml:space="preserve">φ</m:t>
+          </m:r>
+          <m:r>
+            <m:t xml:space="preserve"> </m:t>
+          </m:r>
+          <m:d>
+            <m:dPr/>
+            <m:e>
+              <m:r>
+                <m:t xml:space="preserve">the</m:t>
+              </m:r>
+              <m:r>
+                <m:t xml:space="preserve"> </m:t>
+              </m:r>
+              <m:r>
+                <m:t xml:space="preserve">property</m:t>
+              </m:r>
+              <m:r>
+                <m:t xml:space="preserve"> </m:t>
+              </m:r>
+              <m:r>
+                <m:t xml:space="preserve">demanded</m:t>
+              </m:r>
+              <m:r>
+                <m:t xml:space="preserve"> </m:t>
+              </m:r>
+              <m:r>
+                <m:t xml:space="preserve">of</m:t>
+              </m:r>
+              <m:r>
+                <m:t xml:space="preserve"> </m:t>
+              </m:r>
+              <m:sSub>
+                <m:e>
+                  <m:r>
+                    <m:t xml:space="preserve">D</m:t>
+                  </m:r>
+                </m:e>
+                <m:sub>
+                  <m:r>
+                    <m:t xml:space="preserve">μ</m:t>
+                  </m:r>
+                </m:sub>
+              </m:sSub>
+            </m:e>
+          </m:d>
         </m:oMath>
       </m:oMathPara>
     </w:p>
@@ -647,8 +877,132 @@
       </w:pPr>
       <m:oMathPara>
         <m:oMath>
+          <m:sSub>
+            <m:e>
+              <m:r>
+                <m:t xml:space="preserve">D</m:t>
+              </m:r>
+            </m:e>
+            <m:sub>
+              <m:r>
+                <m:t xml:space="preserve">μ</m:t>
+              </m:r>
+            </m:sub>
+          </m:sSub>
           <m:r>
-            <m:t xml:space="preserve">D_μφ → e^(−iqα)[∂_μφ − iq(∂_μα)φ] + iq A_μ′ e^(−iqα)φ</m:t>
+            <m:t xml:space="preserve">φ</m:t>
+          </m:r>
+          <m:r>
+            <m:t xml:space="preserve">→</m:t>
+          </m:r>
+          <m:sSup>
+            <m:e>
+              <m:r>
+                <m:t xml:space="preserve">e</m:t>
+              </m:r>
+            </m:e>
+            <m:sup>
+              <m:r>
+                <m:t xml:space="preserve">−</m:t>
+              </m:r>
+              <m:r>
+                <m:t xml:space="preserve">iqα</m:t>
+              </m:r>
+            </m:sup>
+          </m:sSup>
+          <m:d>
+            <m:dPr>
+              <m:begChr m:val="["/>
+              <m:endChr m:val="]"/>
+            </m:dPr>
+            <m:e>
+              <m:sSub>
+                <m:e>
+                  <m:r>
+                    <m:t xml:space="preserve">∂</m:t>
+                  </m:r>
+                </m:e>
+                <m:sub>
+                  <m:r>
+                    <m:t xml:space="preserve">μ</m:t>
+                  </m:r>
+                </m:sub>
+              </m:sSub>
+              <m:r>
+                <m:t xml:space="preserve">φ</m:t>
+              </m:r>
+              <m:r>
+                <m:t xml:space="preserve">−</m:t>
+              </m:r>
+              <m:r>
+                <m:t xml:space="preserve">iq</m:t>
+              </m:r>
+              <m:d>
+                <m:dPr/>
+                <m:e>
+                  <m:sSub>
+                    <m:e>
+                      <m:r>
+                        <m:t xml:space="preserve">∂</m:t>
+                      </m:r>
+                    </m:e>
+                    <m:sub>
+                      <m:r>
+                        <m:t xml:space="preserve">μ</m:t>
+                      </m:r>
+                    </m:sub>
+                  </m:sSub>
+                  <m:r>
+                    <m:t xml:space="preserve">α</m:t>
+                  </m:r>
+                </m:e>
+              </m:d>
+              <m:r>
+                <m:t xml:space="preserve">φ</m:t>
+              </m:r>
+            </m:e>
+          </m:d>
+          <m:r>
+            <m:t xml:space="preserve">+</m:t>
+          </m:r>
+          <m:r>
+            <m:t xml:space="preserve">iq</m:t>
+          </m:r>
+          <m:r>
+            <m:t xml:space="preserve"> </m:t>
+          </m:r>
+          <m:sSub>
+            <m:e>
+              <m:r>
+                <m:t xml:space="preserve">A</m:t>
+              </m:r>
+            </m:e>
+            <m:sub>
+              <m:r>
+                <m:t xml:space="preserve">μ′</m:t>
+              </m:r>
+            </m:sub>
+          </m:sSub>
+          <m:r>
+            <m:t xml:space="preserve"> </m:t>
+          </m:r>
+          <m:sSup>
+            <m:e>
+              <m:r>
+                <m:t xml:space="preserve">e</m:t>
+              </m:r>
+            </m:e>
+            <m:sup>
+              <m:r>
+                <m:t xml:space="preserve">−</m:t>
+              </m:r>
+              <m:r>
+                <m:t xml:space="preserve">iqα</m:t>
+              </m:r>
+            </m:sup>
+          </m:sSup>
+          <m:r>
+            <m:t xml:space="preserve">φ</m:t>
           </m:r>
         </m:oMath>
       </m:oMathPara>
@@ -666,7 +1020,123 @@
       <m:oMathPara>
         <m:oMath>
           <m:r>
-            <m:t xml:space="preserve">−iq(∂_μα)φ + iqA_μ′φ = iqA_μφ    ⟹    A_μ′ = A_μ + ∂_μα</m:t>
+            <m:t xml:space="preserve">−</m:t>
+          </m:r>
+          <m:r>
+            <m:t xml:space="preserve">iq</m:t>
+          </m:r>
+          <m:d>
+            <m:dPr/>
+            <m:e>
+              <m:sSub>
+                <m:e>
+                  <m:r>
+                    <m:t xml:space="preserve">∂</m:t>
+                  </m:r>
+                </m:e>
+                <m:sub>
+                  <m:r>
+                    <m:t xml:space="preserve">μ</m:t>
+                  </m:r>
+                </m:sub>
+              </m:sSub>
+              <m:r>
+                <m:t xml:space="preserve">α</m:t>
+              </m:r>
+            </m:e>
+          </m:d>
+          <m:r>
+            <m:t xml:space="preserve">φ</m:t>
+          </m:r>
+          <m:r>
+            <m:t xml:space="preserve">+</m:t>
+          </m:r>
+          <m:sSub>
+            <m:e>
+              <m:r>
+                <m:t xml:space="preserve">iqA</m:t>
+              </m:r>
+            </m:e>
+            <m:sub>
+              <m:r>
+                <m:t xml:space="preserve">μ′</m:t>
+              </m:r>
+            </m:sub>
+          </m:sSub>
+          <m:r>
+            <m:t xml:space="preserve">φ</m:t>
+          </m:r>
+          <m:r>
+            <m:t xml:space="preserve">=</m:t>
+          </m:r>
+          <m:sSub>
+            <m:e>
+              <m:r>
+                <m:t xml:space="preserve">iqA</m:t>
+              </m:r>
+            </m:e>
+            <m:sub>
+              <m:r>
+                <m:t xml:space="preserve">μ</m:t>
+              </m:r>
+            </m:sub>
+          </m:sSub>
+          <m:r>
+            <m:t xml:space="preserve">φ</m:t>
+          </m:r>
+          <m:r>
+            <m:t xml:space="preserve"> </m:t>
+          </m:r>
+          <m:r>
+            <m:t xml:space="preserve">⟹</m:t>
+          </m:r>
+          <m:r>
+            <m:t xml:space="preserve"> </m:t>
+          </m:r>
+          <m:sSub>
+            <m:e>
+              <m:r>
+                <m:t xml:space="preserve">A</m:t>
+              </m:r>
+            </m:e>
+            <m:sub>
+              <m:r>
+                <m:t xml:space="preserve">μ′</m:t>
+              </m:r>
+            </m:sub>
+          </m:sSub>
+          <m:r>
+            <m:t xml:space="preserve">=</m:t>
+          </m:r>
+          <m:sSub>
+            <m:e>
+              <m:r>
+                <m:t xml:space="preserve">A</m:t>
+              </m:r>
+            </m:e>
+            <m:sub>
+              <m:r>
+                <m:t xml:space="preserve">μ</m:t>
+              </m:r>
+            </m:sub>
+          </m:sSub>
+          <m:r>
+            <m:t xml:space="preserve">+</m:t>
+          </m:r>
+          <m:sSub>
+            <m:e>
+              <m:r>
+                <m:t xml:space="preserve">∂</m:t>
+              </m:r>
+            </m:e>
+            <m:sub>
+              <m:r>
+                <m:t xml:space="preserve">μ</m:t>
+              </m:r>
+            </m:sub>
+          </m:sSub>
+          <m:r>
+            <m:t xml:space="preserve">α</m:t>
           </m:r>
         </m:oMath>
       </m:oMathPara>
@@ -821,9 +1291,131 @@
       </w:pPr>
       <m:oMathPara>
         <m:oMath>
+          <m:d>
+            <m:dPr>
+              <m:begChr m:val="["/>
+              <m:endChr m:val="]"/>
+            </m:dPr>
+            <m:e>
+              <m:sSub>
+                <m:e>
+                  <m:r>
+                    <m:t xml:space="preserve">D</m:t>
+                  </m:r>
+                </m:e>
+                <m:sub>
+                  <m:r>
+                    <m:t xml:space="preserve">μ</m:t>
+                  </m:r>
+                </m:sub>
+              </m:sSub>
+              <m:r>
+                <m:t xml:space="preserve">,</m:t>
+              </m:r>
+              <m:sSub>
+                <m:e>
+                  <m:r>
+                    <m:t xml:space="preserve">D</m:t>
+                  </m:r>
+                </m:e>
+                <m:sub>
+                  <m:r>
+                    <m:t xml:space="preserve">ν</m:t>
+                  </m:r>
+                </m:sub>
+              </m:sSub>
+            </m:e>
+          </m:d>
           <m:r>
-            <m:t xml:space="preserve">[D_μ, D_ν] = iq F_μν,    F_μν = ∂_μA_ν − ∂_νA_μ</m:t>
+            <m:t xml:space="preserve">=</m:t>
           </m:r>
+          <m:r>
+            <m:t xml:space="preserve">iq</m:t>
+          </m:r>
+          <m:r>
+            <m:t xml:space="preserve"> </m:t>
+          </m:r>
+          <m:sSub>
+            <m:e>
+              <m:r>
+                <m:t xml:space="preserve">F</m:t>
+              </m:r>
+            </m:e>
+            <m:sub>
+              <m:r>
+                <m:t xml:space="preserve">μν</m:t>
+              </m:r>
+            </m:sub>
+          </m:sSub>
+          <m:r>
+            <m:t xml:space="preserve">,</m:t>
+          </m:r>
+          <m:sSub>
+            <m:e>
+              <m:r>
+                <m:t xml:space="preserve">F</m:t>
+              </m:r>
+            </m:e>
+            <m:sub>
+              <m:r>
+                <m:t xml:space="preserve">μν</m:t>
+              </m:r>
+            </m:sub>
+          </m:sSub>
+          <m:r>
+            <m:t xml:space="preserve">=</m:t>
+          </m:r>
+          <m:sSub>
+            <m:e>
+              <m:r>
+                <m:t xml:space="preserve">∂</m:t>
+              </m:r>
+            </m:e>
+            <m:sub>
+              <m:r>
+                <m:t xml:space="preserve">μ</m:t>
+              </m:r>
+            </m:sub>
+          </m:sSub>
+          <m:sSub>
+            <m:e>
+              <m:r>
+                <m:t xml:space="preserve">A</m:t>
+              </m:r>
+            </m:e>
+            <m:sub>
+              <m:r>
+                <m:t xml:space="preserve">ν</m:t>
+              </m:r>
+            </m:sub>
+          </m:sSub>
+          <m:r>
+            <m:t xml:space="preserve">−</m:t>
+          </m:r>
+          <m:sSub>
+            <m:e>
+              <m:r>
+                <m:t xml:space="preserve">∂</m:t>
+              </m:r>
+            </m:e>
+            <m:sub>
+              <m:r>
+                <m:t xml:space="preserve">ν</m:t>
+              </m:r>
+            </m:sub>
+          </m:sSub>
+          <m:sSub>
+            <m:e>
+              <m:r>
+                <m:t xml:space="preserve">A</m:t>
+              </m:r>
+            </m:e>
+            <m:sub>
+              <m:r>
+                <m:t xml:space="preserve">μ</m:t>
+              </m:r>
+            </m:sub>
+          </m:sSub>
         </m:oMath>
       </m:oMathPara>
     </w:p>
